--- a/Assignment 1.docx
+++ b/Assignment 1.docx
@@ -196,15 +196,7 @@
           <w:b/>
           <w:bCs/>
         </w:rPr>
-        <w:t>June 4</w:t>
-      </w:r>
-      <w:r>
-        <w:rPr>
-          <w:rFonts w:ascii="Times New Roman" w:eastAsia="Times New Roman" w:hAnsi="Times New Roman" w:cs="Times New Roman"/>
-          <w:b/>
-          <w:bCs/>
-        </w:rPr>
-        <w:t>, 2023</w:t>
+        <w:t>March 9, 2026</w:t>
       </w:r>
     </w:p>
     <w:p>
@@ -2681,6 +2673,7 @@
   <w:style w:type="character" w:default="1" w:styleId="DefaultParagraphFont">
     <w:name w:val="Default Paragraph Font"/>
     <w:uiPriority w:val="1"/>
+    <w:semiHidden/>
     <w:unhideWhenUsed/>
   </w:style>
   <w:style w:type="table" w:default="1" w:styleId="TableNormal">
